--- a/templates/董事會議事錄.docx
+++ b/templates/董事會議事錄.docx
@@ -1080,6 +1080,25 @@
           <w:szCs w:val="28"/>
         </w:rPr>
       </w:pPr>
+    </w:p>
+    <w:p>
+      <w:pPr>
+        <w:snapToGrid w:val="0"/>
+        <w:spacing w:line="240" w:lineRule="atLeast"/>
+        <w:rPr>
+          <w:rFonts w:eastAsia="標楷體"/>
+          <w:sz w:val="28"/>
+          <w:szCs w:val="28"/>
+        </w:rPr>
+      </w:pPr>
+      <w:r>
+        <w:rPr>
+          <w:rFonts w:eastAsia="標楷體"/>
+          <w:sz w:val="28"/>
+          <w:szCs w:val="28"/>
+        </w:rPr>
+        <w:t>[TABLE_BOARD_MINUTES_ANCHOR]</w:t>
+      </w:r>
     </w:p>
     <w:p>
       <w:pPr>

--- a/templates/董事會議事錄.docx
+++ b/templates/董事會議事錄.docx
@@ -13,11 +13,11 @@
         <w:tblLook w:val="0000" w:firstRow="0" w:lastRow="0" w:firstColumn="0" w:lastColumn="0" w:noHBand="0" w:noVBand="0"/>
       </w:tblPr>
       <w:tblGrid>
-        <w:gridCol w:w="2000"/>
+        <w:gridCol w:w="1540"/>
         <w:gridCol w:w="6"/>
-        <w:gridCol w:w="3242"/>
-        <w:gridCol w:w="1260"/>
-        <w:gridCol w:w="2882"/>
+        <w:gridCol w:w="3269"/>
+        <w:gridCol w:w="1046"/>
+        <w:gridCol w:w="3607"/>
       </w:tblGrid>
       <w:tr>
         <w:trPr>
@@ -194,8 +194,7 @@
               <w:snapToGrid w:val="0"/>
               <w:spacing w:before="40" w:after="40" w:line="420" w:lineRule="atLeast"/>
               <w:rPr>
-                <w:rFonts w:eastAsia="標楷體"/>
-                <w:color w:val="000000"/>
+                <w:rFonts w:eastAsia="標楷體" w:hAnsi="標楷體"/>
                 <w:sz w:val="28"/>
                 <w:szCs w:val="28"/>
               </w:rPr>
@@ -206,7 +205,25 @@
                 <w:sz w:val="28"/>
                 <w:szCs w:val="28"/>
               </w:rPr>
-              <w:t>{{date}}</w:t>
+              <w:t>{{</w:t>
+            </w:r>
+            <w:proofErr w:type="spellStart"/>
+            <w:r>
+              <w:rPr>
+                <w:rFonts w:eastAsia="標楷體" w:hAnsi="標楷體"/>
+                <w:sz w:val="28"/>
+                <w:szCs w:val="28"/>
+              </w:rPr>
+              <w:t>boardMeetingDate</w:t>
+            </w:r>
+            <w:proofErr w:type="spellEnd"/>
+            <w:r>
+              <w:rPr>
+                <w:rFonts w:eastAsia="標楷體" w:hAnsi="標楷體" w:hint="eastAsia"/>
+                <w:sz w:val="28"/>
+                <w:szCs w:val="28"/>
+              </w:rPr>
+              <w:t>}}</w:t>
             </w:r>
           </w:p>
         </w:tc>
@@ -271,29 +288,8 @@
                 <w:color w:val="000000"/>
                 <w:sz w:val="28"/>
                 <w:szCs w:val="28"/>
-                <w:lang w:val="en"/>
-              </w:rPr>
-              <w:t>meeting</w:t>
-            </w:r>
-            <w:r>
-              <w:rPr>
-                <w:rFonts w:eastAsia="標楷體" w:hAnsi="標楷體" w:hint="eastAsia"/>
-                <w:color w:val="000000"/>
-                <w:sz w:val="28"/>
-                <w:szCs w:val="28"/>
-                <w:lang w:val="en"/>
-              </w:rPr>
-              <w:t>_p</w:t>
-            </w:r>
-            <w:r>
-              <w:rPr>
-                <w:rFonts w:eastAsia="標楷體" w:hAnsi="標楷體"/>
-                <w:color w:val="000000"/>
-                <w:sz w:val="28"/>
-                <w:szCs w:val="28"/>
-                <w:lang w:val="en"/>
-              </w:rPr>
-              <w:t>lace</w:t>
+              </w:rPr>
+              <w:t>boardMeetingPlace</w:t>
             </w:r>
             <w:proofErr w:type="spellEnd"/>
             <w:r>
@@ -449,7 +445,6 @@
               <w:spacing w:before="40" w:after="40" w:line="420" w:lineRule="atLeast"/>
               <w:rPr>
                 <w:rFonts w:eastAsia="標楷體"/>
-                <w:color w:val="000000"/>
                 <w:sz w:val="28"/>
                 <w:szCs w:val="28"/>
               </w:rPr>
@@ -462,14 +457,16 @@
               </w:rPr>
               <w:t>{{</w:t>
             </w:r>
-            <w:r>
-              <w:rPr>
-                <w:rFonts w:eastAsia="標楷體"/>
-                <w:sz w:val="28"/>
-                <w:szCs w:val="28"/>
-              </w:rPr>
-              <w:t>chairperson</w:t>
-            </w:r>
+            <w:proofErr w:type="spellStart"/>
+            <w:r>
+              <w:rPr>
+                <w:rFonts w:eastAsia="標楷體"/>
+                <w:sz w:val="28"/>
+                <w:szCs w:val="28"/>
+              </w:rPr>
+              <w:t>boardMeetingChairman</w:t>
+            </w:r>
+            <w:proofErr w:type="spellEnd"/>
             <w:r>
               <w:rPr>
                 <w:rFonts w:eastAsia="標楷體" w:hint="eastAsia"/>
@@ -555,29 +552,8 @@
                 <w:color w:val="000000"/>
                 <w:sz w:val="28"/>
                 <w:szCs w:val="28"/>
-                <w:lang w:val="en"/>
-              </w:rPr>
-              <w:t>record</w:t>
-            </w:r>
-            <w:r>
-              <w:rPr>
-                <w:rFonts w:eastAsia="標楷體" w:hint="eastAsia"/>
-                <w:color w:val="000000"/>
-                <w:sz w:val="28"/>
-                <w:szCs w:val="28"/>
-                <w:lang w:val="en"/>
-              </w:rPr>
-              <w:t>_</w:t>
-            </w:r>
-            <w:r>
-              <w:rPr>
-                <w:rFonts w:eastAsia="標楷體"/>
-                <w:color w:val="000000"/>
-                <w:sz w:val="28"/>
-                <w:szCs w:val="28"/>
-                <w:lang w:val="en"/>
-              </w:rPr>
-              <w:t>keeper</w:t>
+              </w:rPr>
+              <w:t>boardMeetingMinuteTaker</w:t>
             </w:r>
             <w:proofErr w:type="spellEnd"/>
             <w:r>
@@ -781,22 +757,36 @@
       <w:bookmarkStart w:id="0" w:name="表格"/>
       <w:bookmarkEnd w:id="0"/>
     </w:p>
+    <w:p>
+      <w:pPr>
+        <w:snapToGrid w:val="0"/>
+        <w:spacing w:line="240" w:lineRule="atLeast"/>
+        <w:rPr>
+          <w:rFonts w:eastAsia="標楷體"/>
+          <w:sz w:val="28"/>
+          <w:szCs w:val="28"/>
+        </w:rPr>
+      </w:pPr>
+    </w:p>
     <w:tbl>
       <w:tblPr>
-        <w:tblW w:w="0" w:type="auto"/>
-        <w:tblInd w:w="80" w:type="dxa"/>
+        <w:tblW w:w="9633" w:type="dxa"/>
+        <w:tblInd w:w="-5" w:type="dxa"/>
         <w:tblLayout w:type="fixed"/>
         <w:tblLook w:val="04A0" w:firstRow="1" w:lastRow="0" w:firstColumn="1" w:lastColumn="0" w:noHBand="0" w:noVBand="1"/>
       </w:tblPr>
       <w:tblGrid>
-        <w:gridCol w:w="1162"/>
-        <w:gridCol w:w="993"/>
-        <w:gridCol w:w="7393"/>
+        <w:gridCol w:w="1106"/>
+        <w:gridCol w:w="1167"/>
+        <w:gridCol w:w="7360"/>
       </w:tblGrid>
       <w:tr>
+        <w:trPr>
+          <w:trHeight w:val="390"/>
+        </w:trPr>
         <w:tc>
           <w:tcPr>
-            <w:tcW w:w="9548" w:type="dxa"/>
+            <w:tcW w:w="9633" w:type="dxa"/>
             <w:gridSpan w:val="3"/>
           </w:tcPr>
           <w:p>
@@ -804,36 +794,58 @@
               <w:snapToGrid w:val="0"/>
               <w:spacing w:line="240" w:lineRule="atLeast"/>
               <w:rPr>
-                <w:rFonts w:eastAsia="標楷體"/>
-                <w:sz w:val="28"/>
-                <w:szCs w:val="28"/>
-              </w:rPr>
-            </w:pPr>
-            <w:r>
-              <w:rPr>
-                <w:rFonts w:eastAsia="標楷體" w:hint="eastAsia"/>
-                <w:sz w:val="28"/>
-                <w:szCs w:val="28"/>
-              </w:rPr>
-              <w:t>{{</w:t>
+                <w:rFonts w:eastAsia="標楷體" w:hAnsi="標楷體" w:hint="eastAsia"/>
+                <w:color w:val="000000"/>
+                <w:sz w:val="28"/>
+                <w:szCs w:val="28"/>
+              </w:rPr>
+            </w:pPr>
+            <w:r>
+              <w:rPr>
+                <w:rFonts w:eastAsia="標楷體" w:hAnsi="標楷體"/>
+                <w:color w:val="000000"/>
+                <w:sz w:val="28"/>
+                <w:szCs w:val="28"/>
+              </w:rPr>
+              <w:t xml:space="preserve">{% for </w:t>
+            </w:r>
+            <w:r>
+              <w:rPr>
+                <w:rFonts w:eastAsia="標楷體" w:hAnsi="標楷體" w:hint="eastAsia"/>
+                <w:color w:val="000000"/>
+                <w:sz w:val="28"/>
+                <w:szCs w:val="28"/>
+              </w:rPr>
+              <w:t>s</w:t>
+            </w:r>
+            <w:r>
+              <w:rPr>
+                <w:rFonts w:eastAsia="標楷體" w:hAnsi="標楷體"/>
+                <w:color w:val="000000"/>
+                <w:sz w:val="28"/>
+                <w:szCs w:val="28"/>
+              </w:rPr>
+              <w:t xml:space="preserve"> in </w:t>
             </w:r>
             <w:proofErr w:type="spellStart"/>
             <w:r>
               <w:rPr>
-                <w:rFonts w:eastAsia="標楷體"/>
-                <w:sz w:val="28"/>
-                <w:szCs w:val="28"/>
-              </w:rPr>
-              <w:t>board_minutes_table</w:t>
+                <w:rFonts w:eastAsia="標楷體" w:hAnsi="標楷體"/>
+                <w:color w:val="000000"/>
+                <w:sz w:val="28"/>
+                <w:szCs w:val="28"/>
+              </w:rPr>
+              <w:t>board_meeting</w:t>
             </w:r>
             <w:proofErr w:type="spellEnd"/>
             <w:r>
               <w:rPr>
-                <w:rFonts w:eastAsia="標楷體" w:hint="eastAsia"/>
-                <w:sz w:val="28"/>
-                <w:szCs w:val="28"/>
-              </w:rPr>
-              <w:t>}}</w:t>
+                <w:rFonts w:eastAsia="標楷體" w:hAnsi="標楷體"/>
+                <w:color w:val="000000"/>
+                <w:sz w:val="28"/>
+                <w:szCs w:val="28"/>
+              </w:rPr>
+              <w:t xml:space="preserve"> %}</w:t>
             </w:r>
           </w:p>
         </w:tc>
@@ -844,7 +856,7 @@
         </w:trPr>
         <w:tc>
           <w:tcPr>
-            <w:tcW w:w="1162" w:type="dxa"/>
+            <w:tcW w:w="1106" w:type="dxa"/>
           </w:tcPr>
           <w:p>
             <w:pPr>
@@ -858,30 +870,36 @@
             </w:pPr>
             <w:r>
               <w:rPr>
-                <w:rFonts w:eastAsia="標楷體"/>
-                <w:color w:val="000000"/>
+                <w:rFonts w:eastAsia="標楷體" w:hAnsi="標楷體"/>
+                <w:color w:val="000000"/>
+                <w:sz w:val="28"/>
+                <w:szCs w:val="28"/>
               </w:rPr>
               <w:t>{{</w:t>
             </w:r>
             <w:r>
               <w:rPr>
-                <w:rFonts w:eastAsia="標楷體" w:hint="eastAsia"/>
-                <w:color w:val="000000"/>
-              </w:rPr>
-              <w:t>item</w:t>
-            </w:r>
-            <w:r>
-              <w:rPr>
-                <w:rFonts w:eastAsia="標楷體"/>
-                <w:color w:val="000000"/>
-              </w:rPr>
-              <w:t>}}</w:t>
+                <w:rFonts w:eastAsia="標楷體" w:hAnsi="標楷體" w:hint="eastAsia"/>
+                <w:color w:val="000000"/>
+                <w:sz w:val="28"/>
+                <w:szCs w:val="28"/>
+              </w:rPr>
+              <w:t>s</w:t>
+            </w:r>
+            <w:r>
+              <w:rPr>
+                <w:rFonts w:eastAsia="標楷體" w:hAnsi="標楷體"/>
+                <w:color w:val="000000"/>
+                <w:sz w:val="28"/>
+                <w:szCs w:val="28"/>
+              </w:rPr>
+              <w:t>.id}}</w:t>
             </w:r>
           </w:p>
         </w:tc>
         <w:tc>
           <w:tcPr>
-            <w:tcW w:w="993" w:type="dxa"/>
+            <w:tcW w:w="1167" w:type="dxa"/>
           </w:tcPr>
           <w:p>
             <w:pPr>
@@ -895,17 +913,45 @@
             </w:pPr>
             <w:r>
               <w:rPr>
+                <w:rFonts w:eastAsia="標楷體"/>
+                <w:sz w:val="28"/>
+                <w:szCs w:val="28"/>
+              </w:rPr>
+              <w:t>{{</w:t>
+            </w:r>
+            <w:proofErr w:type="spellStart"/>
+            <w:proofErr w:type="gramStart"/>
+            <w:r>
+              <w:rPr>
                 <w:rFonts w:eastAsia="標楷體" w:hint="eastAsia"/>
                 <w:sz w:val="28"/>
                 <w:szCs w:val="28"/>
               </w:rPr>
-              <w:t>案由：</w:t>
+              <w:t>s</w:t>
+            </w:r>
+            <w:r>
+              <w:rPr>
+                <w:rFonts w:eastAsia="標楷體"/>
+                <w:sz w:val="28"/>
+                <w:szCs w:val="28"/>
+              </w:rPr>
+              <w:t>.reason</w:t>
+            </w:r>
+            <w:proofErr w:type="spellEnd"/>
+            <w:proofErr w:type="gramEnd"/>
+            <w:r>
+              <w:rPr>
+                <w:rFonts w:eastAsia="標楷體"/>
+                <w:sz w:val="28"/>
+                <w:szCs w:val="28"/>
+              </w:rPr>
+              <w:t>}}</w:t>
             </w:r>
           </w:p>
         </w:tc>
         <w:tc>
           <w:tcPr>
-            <w:tcW w:w="7393" w:type="dxa"/>
+            <w:tcW w:w="7360" w:type="dxa"/>
           </w:tcPr>
           <w:p>
             <w:pPr>
@@ -919,12 +965,47 @@
             </w:pPr>
             <w:r>
               <w:rPr>
-                <w:rFonts w:eastAsia="標楷體" w:hAnsi="標楷體"/>
-                <w:color w:val="000000"/>
-                <w:sz w:val="28"/>
-                <w:szCs w:val="28"/>
-              </w:rPr>
-              <w:t>{{AGENDA_TITLE}}</w:t>
+                <w:rFonts w:eastAsia="標楷體"/>
+                <w:sz w:val="28"/>
+                <w:szCs w:val="28"/>
+              </w:rPr>
+              <w:t>{{</w:t>
+            </w:r>
+            <w:proofErr w:type="spellStart"/>
+            <w:proofErr w:type="gramStart"/>
+            <w:r>
+              <w:rPr>
+                <w:rFonts w:eastAsia="標楷體" w:hint="eastAsia"/>
+                <w:sz w:val="28"/>
+                <w:szCs w:val="28"/>
+              </w:rPr>
+              <w:t>s</w:t>
+            </w:r>
+            <w:r>
+              <w:rPr>
+                <w:rFonts w:eastAsia="標楷體"/>
+                <w:sz w:val="28"/>
+                <w:szCs w:val="28"/>
+              </w:rPr>
+              <w:t>.reason</w:t>
+            </w:r>
+            <w:proofErr w:type="gramEnd"/>
+            <w:r>
+              <w:rPr>
+                <w:rFonts w:eastAsia="標楷體"/>
+                <w:sz w:val="28"/>
+                <w:szCs w:val="28"/>
+              </w:rPr>
+              <w:t>_text</w:t>
+            </w:r>
+            <w:proofErr w:type="spellEnd"/>
+            <w:r>
+              <w:rPr>
+                <w:rFonts w:eastAsia="標楷體"/>
+                <w:sz w:val="28"/>
+                <w:szCs w:val="28"/>
+              </w:rPr>
+              <w:t>}}</w:t>
             </w:r>
           </w:p>
         </w:tc>
@@ -935,7 +1016,7 @@
         </w:trPr>
         <w:tc>
           <w:tcPr>
-            <w:tcW w:w="1162" w:type="dxa"/>
+            <w:tcW w:w="1106" w:type="dxa"/>
           </w:tcPr>
           <w:p>
             <w:pPr>
@@ -951,7 +1032,7 @@
         </w:tc>
         <w:tc>
           <w:tcPr>
-            <w:tcW w:w="993" w:type="dxa"/>
+            <w:tcW w:w="1167" w:type="dxa"/>
           </w:tcPr>
           <w:p>
             <w:pPr>
@@ -965,17 +1046,45 @@
             </w:pPr>
             <w:r>
               <w:rPr>
+                <w:rFonts w:eastAsia="標楷體"/>
+                <w:sz w:val="28"/>
+                <w:szCs w:val="28"/>
+              </w:rPr>
+              <w:t>{{</w:t>
+            </w:r>
+            <w:proofErr w:type="spellStart"/>
+            <w:proofErr w:type="gramStart"/>
+            <w:r>
+              <w:rPr>
                 <w:rFonts w:eastAsia="標楷體" w:hint="eastAsia"/>
                 <w:sz w:val="28"/>
                 <w:szCs w:val="28"/>
               </w:rPr>
-              <w:t>說明：</w:t>
+              <w:t>s</w:t>
+            </w:r>
+            <w:r>
+              <w:rPr>
+                <w:rFonts w:eastAsia="標楷體"/>
+                <w:sz w:val="28"/>
+                <w:szCs w:val="28"/>
+              </w:rPr>
+              <w:t>.description</w:t>
+            </w:r>
+            <w:proofErr w:type="spellEnd"/>
+            <w:proofErr w:type="gramEnd"/>
+            <w:r>
+              <w:rPr>
+                <w:rFonts w:eastAsia="標楷體"/>
+                <w:sz w:val="28"/>
+                <w:szCs w:val="28"/>
+              </w:rPr>
+              <w:t xml:space="preserve"> }}</w:t>
             </w:r>
           </w:p>
         </w:tc>
         <w:tc>
           <w:tcPr>
-            <w:tcW w:w="7393" w:type="dxa"/>
+            <w:tcW w:w="7360" w:type="dxa"/>
           </w:tcPr>
           <w:p>
             <w:pPr>
@@ -989,23 +1098,58 @@
             </w:pPr>
             <w:r>
               <w:rPr>
-                <w:rFonts w:eastAsia="標楷體" w:hAnsi="標楷體"/>
-                <w:color w:val="000000"/>
-                <w:sz w:val="28"/>
-                <w:szCs w:val="28"/>
-              </w:rPr>
-              <w:t>{{AGENDA_DESC}}</w:t>
+                <w:rFonts w:eastAsia="標楷體"/>
+                <w:sz w:val="28"/>
+                <w:szCs w:val="28"/>
+              </w:rPr>
+              <w:t>{{</w:t>
+            </w:r>
+            <w:proofErr w:type="spellStart"/>
+            <w:proofErr w:type="gramStart"/>
+            <w:r>
+              <w:rPr>
+                <w:rFonts w:eastAsia="標楷體" w:hint="eastAsia"/>
+                <w:sz w:val="28"/>
+                <w:szCs w:val="28"/>
+              </w:rPr>
+              <w:t>s</w:t>
+            </w:r>
+            <w:r>
+              <w:rPr>
+                <w:rFonts w:eastAsia="標楷體"/>
+                <w:sz w:val="28"/>
+                <w:szCs w:val="28"/>
+              </w:rPr>
+              <w:t>.description</w:t>
+            </w:r>
+            <w:proofErr w:type="gramEnd"/>
+            <w:r>
+              <w:rPr>
+                <w:rFonts w:eastAsia="標楷體"/>
+                <w:sz w:val="28"/>
+                <w:szCs w:val="28"/>
+              </w:rPr>
+              <w:t>_text</w:t>
+            </w:r>
+            <w:proofErr w:type="spellEnd"/>
+            <w:r>
+              <w:rPr>
+                <w:rFonts w:eastAsia="標楷體"/>
+                <w:sz w:val="28"/>
+                <w:szCs w:val="28"/>
+              </w:rPr>
+              <w:t>}}</w:t>
             </w:r>
           </w:p>
         </w:tc>
       </w:tr>
       <w:tr>
         <w:trPr>
-          <w:trHeight w:val="537"/>
+          <w:trHeight w:val="1093"/>
         </w:trPr>
         <w:tc>
           <w:tcPr>
-            <w:tcW w:w="1162" w:type="dxa"/>
+            <w:tcW w:w="1106" w:type="dxa"/>
           </w:tcPr>
           <w:p>
             <w:pPr>
@@ -1021,7 +1165,7 @@
         </w:tc>
         <w:tc>
           <w:tcPr>
-            <w:tcW w:w="993" w:type="dxa"/>
+            <w:tcW w:w="1167" w:type="dxa"/>
           </w:tcPr>
           <w:p>
             <w:pPr>
@@ -1035,17 +1179,67 @@
             </w:pPr>
             <w:r>
               <w:rPr>
+                <w:rFonts w:eastAsia="標楷體"/>
+                <w:sz w:val="28"/>
+                <w:szCs w:val="28"/>
+              </w:rPr>
+              <w:t>{{</w:t>
+            </w:r>
+            <w:r>
+              <w:rPr>
                 <w:rFonts w:eastAsia="標楷體" w:hint="eastAsia"/>
                 <w:sz w:val="28"/>
                 <w:szCs w:val="28"/>
               </w:rPr>
-              <w:t>決議：</w:t>
+              <w:t>s</w:t>
+            </w:r>
+            <w:r>
+              <w:rPr>
+                <w:rFonts w:eastAsia="標楷體"/>
+                <w:sz w:val="28"/>
+                <w:szCs w:val="28"/>
+              </w:rPr>
+              <w:t>.</w:t>
+            </w:r>
+            <w:r>
+              <w:rPr>
+                <w:rFonts w:ascii="Consolas" w:hAnsi="Consolas" w:cs="新細明體"/>
+                <w:color w:val="9CDCFE"/>
+                <w:kern w:val="0"/>
+                <w:sz w:val="21"/>
+                <w:szCs w:val="21"/>
+              </w:rPr>
+              <w:t xml:space="preserve"> </w:t>
+            </w:r>
+            <w:r>
+              <w:rPr>
+                <w:rFonts w:eastAsia="標楷體"/>
+                <w:sz w:val="28"/>
+                <w:szCs w:val="28"/>
+              </w:rPr>
+              <w:t>resolutio</w:t>
+            </w:r>
+            <w:r>
+              <w:rPr>
+                <w:rFonts w:eastAsia="標楷體" w:hint="eastAsia"/>
+                <w:sz w:val="28"/>
+                <w:szCs w:val="28"/>
+              </w:rPr>
+              <w:t>n</w:t>
+            </w:r>
+            <w:r>
+              <w:rPr>
+                <w:rFonts w:eastAsia="標楷體"/>
+                <w:sz w:val="28"/>
+                <w:szCs w:val="28"/>
+              </w:rPr>
+              <w:t>}}</w:t>
             </w:r>
           </w:p>
         </w:tc>
         <w:tc>
           <w:tcPr>
-            <w:tcW w:w="7393" w:type="dxa"/>
+            <w:tcW w:w="7360" w:type="dxa"/>
           </w:tcPr>
           <w:p>
             <w:pPr>
@@ -1059,12 +1253,99 @@
             </w:pPr>
             <w:r>
               <w:rPr>
+                <w:rFonts w:eastAsia="標楷體"/>
+                <w:sz w:val="28"/>
+                <w:szCs w:val="28"/>
+              </w:rPr>
+              <w:t>{{</w:t>
+            </w:r>
+            <w:proofErr w:type="spellStart"/>
+            <w:proofErr w:type="gramStart"/>
+            <w:r>
+              <w:rPr>
+                <w:rFonts w:eastAsia="標楷體" w:hint="eastAsia"/>
+                <w:sz w:val="28"/>
+                <w:szCs w:val="28"/>
+              </w:rPr>
+              <w:t>s</w:t>
+            </w:r>
+            <w:r>
+              <w:rPr>
+                <w:rFonts w:eastAsia="標楷體"/>
+                <w:sz w:val="28"/>
+                <w:szCs w:val="28"/>
+              </w:rPr>
+              <w:t>.resolution</w:t>
+            </w:r>
+            <w:proofErr w:type="gramEnd"/>
+            <w:r>
+              <w:rPr>
+                <w:rFonts w:eastAsia="標楷體"/>
+                <w:sz w:val="28"/>
+                <w:szCs w:val="28"/>
+              </w:rPr>
+              <w:t>_text</w:t>
+            </w:r>
+            <w:proofErr w:type="spellEnd"/>
+            <w:r>
+              <w:rPr>
+                <w:rFonts w:eastAsia="標楷體"/>
+                <w:sz w:val="28"/>
+                <w:szCs w:val="28"/>
+              </w:rPr>
+              <w:t>}}</w:t>
+            </w:r>
+          </w:p>
+        </w:tc>
+      </w:tr>
+      <w:tr>
+        <w:trPr>
+          <w:trHeight w:val="416"/>
+        </w:trPr>
+        <w:tc>
+          <w:tcPr>
+            <w:tcW w:w="9633" w:type="dxa"/>
+            <w:gridSpan w:val="3"/>
+          </w:tcPr>
+          <w:p>
+            <w:pPr>
+              <w:snapToGrid w:val="0"/>
+              <w:spacing w:line="240" w:lineRule="atLeast"/>
+              <w:rPr>
                 <w:rFonts w:eastAsia="標楷體" w:hAnsi="標楷體"/>
                 <w:color w:val="000000"/>
                 <w:sz w:val="28"/>
                 <w:szCs w:val="28"/>
               </w:rPr>
-              <w:t>{{AGENDA_RESOLUTION}}</w:t>
+            </w:pPr>
+            <w:r>
+              <w:rPr>
+                <w:rFonts w:eastAsia="標楷體" w:hAnsi="標楷體"/>
+                <w:color w:val="000000"/>
+                <w:sz w:val="28"/>
+                <w:szCs w:val="28"/>
+              </w:rPr>
+              <w:t xml:space="preserve">{% </w:t>
+            </w:r>
+            <w:proofErr w:type="spellStart"/>
+            <w:r>
+              <w:rPr>
+                <w:rFonts w:eastAsia="標楷體" w:hAnsi="標楷體"/>
+                <w:color w:val="000000"/>
+                <w:sz w:val="28"/>
+                <w:szCs w:val="28"/>
+              </w:rPr>
+              <w:t>endfor</w:t>
+            </w:r>
+            <w:proofErr w:type="spellEnd"/>
+            <w:r>
+              <w:rPr>
+                <w:rFonts w:eastAsia="標楷體" w:hAnsi="標楷體"/>
+                <w:color w:val="000000"/>
+                <w:sz w:val="28"/>
+                <w:szCs w:val="28"/>
+              </w:rPr>
+              <w:t xml:space="preserve"> %}</w:t>
             </w:r>
           </w:p>
         </w:tc>
@@ -1091,21 +1372,13 @@
           <w:szCs w:val="28"/>
         </w:rPr>
       </w:pPr>
-      <w:r>
-        <w:rPr>
-          <w:rFonts w:eastAsia="標楷體"/>
-          <w:sz w:val="28"/>
-          <w:szCs w:val="28"/>
-        </w:rPr>
-        <w:t>[TABLE_BOARD_MINUTES_ANCHOR]</w:t>
-      </w:r>
     </w:p>
     <w:p>
       <w:pPr>
         <w:snapToGrid w:val="0"/>
         <w:spacing w:line="240" w:lineRule="atLeast"/>
         <w:rPr>
-          <w:rFonts w:eastAsia="標楷體"/>
+          <w:rFonts w:eastAsia="標楷體" w:hint="eastAsia"/>
           <w:sz w:val="28"/>
           <w:szCs w:val="28"/>
         </w:rPr>
@@ -1387,6 +1660,7 @@
                 <w:sz w:val="28"/>
                 <w:szCs w:val="28"/>
               </w:rPr>
+              <w:lastRenderedPageBreak/>
               <w:t>主席：</w:t>
             </w:r>
           </w:p>
